--- a/05_Problem5_Early_Payment_Default_Detection/reports/financial_impact_reporting_packaging/Financial_Impact_Report.docx
+++ b/05_Problem5_Early_Payment_Default_Detection/reports/financial_impact_reporting_packaging/Financial_Impact_Report.docx
@@ -37,6 +37,38 @@
     <w:p>
       <w:r>
         <w:t>The early-window model (K=3, xgboost) validated in Notebooks 34-36 needs only a customer's first 3 monthly statements to flag risk, versus the 13 statements a typical customer has by the time the full-history model can score them -- 10 months of early warning gained, at 96.3% of the full-history model's real AUC. This model is currently RECOMMENDED for production. Applying it to the top-4% highest-risk accounts on the real 91,783-customer holdout, an estimated 10,884 real defaulters are captured early; at an ASSUMPTION 20% intervention success rate, this is estimated to prevent $4,898,250 of loss per scoring cycle, for an estimated 0.0 months payback on a $55,000 implementation investment.</w:t>
+      </w:r>
+    </w:p>
+    <w:p>
+      <w:r>
+        <w:rPr>
+          <w:b/>
+        </w:rPr>
+        <w:t>Business Impact — Modeled Estimate, Not Audited Value</w:t>
+      </w:r>
+    </w:p>
+    <w:p>
+      <w:r>
+        <w:rPr>
+          <w:b w:val="0"/>
+        </w:rPr>
+        <w:t>The $4,898,250 estimated loss prevented per scoring cycle is a self-computed business-impact model built under this report's own stated ASSUMPTION (20% intervention success rate) — it has not been audited by a third party or realized inside a live institution. The 10,884 real defaulters captured is a measured holdout count; the dollar figure derived from it is not.</w:t>
+      </w:r>
+    </w:p>
+    <w:p>
+      <w:r>
+        <w:rPr>
+          <w:b/>
+        </w:rPr>
+        <w:t>Independent Audit Status</w:t>
+      </w:r>
+    </w:p>
+    <w:p>
+      <w:r>
+        <w:rPr>
+          <w:b w:val="0"/>
+        </w:rPr>
+        <w:t>This project was developed as an independent portfolio body of work and has not undergone formal validation, audit, or sign-off by a financial institution's model risk management (SR 11-7 or equivalent) function, a third-party auditor, or a regulator. All model outputs, risk metrics, and business-impact figures in this report are self-computed under the assumptions stated herein and have not been realized in a live production environment at a financial institution.</w:t>
       </w:r>
     </w:p>
     <w:p>
